--- a/docs/tesis/1-presentacion/Caratula-PLAN de tesis.docx
+++ b/docs/tesis/1-presentacion/Caratula-PLAN de tesis.docx
@@ -679,6 +679,7 @@
           <w:id w:val="-2084284402"/>
           <w:citation/>
         </w:sdtPr>
+        <w:sdtEndPr/>
         <w:sdtContent>
           <w:r>
             <w:fldChar w:fldCharType="begin"/>
@@ -864,13 +865,8 @@
             <w:pPr>
               <w:pStyle w:val="LO-normal"/>
             </w:pPr>
-            <w:proofErr w:type="spellStart"/>
             <w:r>
-              <w:t>Headings</w:t>
-            </w:r>
-            <w:proofErr w:type="spellEnd"/>
-            <w:r>
-              <w:t xml:space="preserve"> HS</w:t>
+              <w:t>Headings HS</w:t>
             </w:r>
           </w:p>
         </w:tc>
@@ -1184,6 +1180,7 @@
           <w:id w:val="-1901282060"/>
           <w:citation/>
         </w:sdtPr>
+        <w:sdtEndPr/>
         <w:sdtContent>
           <w:r>
             <w:rPr>
@@ -1228,6 +1225,7 @@
           <w:id w:val="-1984692237"/>
           <w:citation/>
         </w:sdtPr>
+        <w:sdtEndPr/>
         <w:sdtContent>
           <w:r>
             <w:rPr>
@@ -1311,6 +1309,7 @@
           <w:id w:val="1330024657"/>
           <w:citation/>
         </w:sdtPr>
+        <w:sdtEndPr/>
         <w:sdtContent>
           <w:r>
             <w:rPr>
@@ -1373,6 +1372,7 @@
           <w:id w:val="1464080421"/>
           <w:citation/>
         </w:sdtPr>
+        <w:sdtEndPr/>
         <w:sdtContent>
           <w:r>
             <w:fldChar w:fldCharType="begin"/>
@@ -1419,15 +1419,7 @@
       </w:r>
       <w:proofErr w:type="spellEnd"/>
       <w:r>
-        <w:t xml:space="preserve"> </w:t>
-      </w:r>
-      <w:proofErr w:type="spellStart"/>
-      <w:r>
-        <w:t>preentrenados</w:t>
-      </w:r>
-      <w:proofErr w:type="spellEnd"/>
-      <w:r>
-        <w:t xml:space="preserve"> con corpus extensos, siendo muy utilizados en técnicas de Transfer </w:t>
+        <w:t xml:space="preserve"> preentrenados con corpus extensos, siendo muy utilizados en técnicas de Transfer </w:t>
       </w:r>
       <w:proofErr w:type="spellStart"/>
       <w:r>
@@ -1496,6 +1488,7 @@
           <w:id w:val="-1404453709"/>
           <w:citation/>
         </w:sdtPr>
+        <w:sdtEndPr/>
         <w:sdtContent>
           <w:r>
             <w:rPr>
@@ -1530,21 +1523,7 @@
         <w:rPr>
           <w:lang w:val="es-AR"/>
         </w:rPr>
-        <w:t xml:space="preserve">, un modelo </w:t>
-      </w:r>
-      <w:proofErr w:type="spellStart"/>
-      <w:r>
-        <w:rPr>
-          <w:lang w:val="es-AR"/>
-        </w:rPr>
-        <w:t>preentrenado</w:t>
-      </w:r>
-      <w:proofErr w:type="spellEnd"/>
-      <w:r>
-        <w:rPr>
-          <w:lang w:val="es-AR"/>
-        </w:rPr>
-        <w:t xml:space="preserve"> con un BERT como maestro, es una opción óptima para el desarrollo de herramientas donde la capacidad de cómputo es escaza y las aplicaciones pueden requerir una rápida inferencia.</w:t>
+        <w:t>, un modelo preentrenado con un BERT como maestro, es una opción óptima para el desarrollo de herramientas donde la capacidad de cómputo es escaza y las aplicaciones pueden requerir una rápida inferencia.</w:t>
       </w:r>
     </w:p>
     <w:p>
@@ -1599,6 +1578,7 @@
           <w:id w:val="989604420"/>
           <w:citation/>
         </w:sdtPr>
+        <w:sdtEndPr/>
         <w:sdtContent>
           <w:r>
             <w:fldChar w:fldCharType="begin"/>
@@ -1989,21 +1969,7 @@
         <w:rPr>
           <w:lang w:val="es-AR"/>
         </w:rPr>
-        <w:t xml:space="preserve"> </w:t>
-      </w:r>
-      <w:proofErr w:type="spellStart"/>
-      <w:r>
-        <w:rPr>
-          <w:lang w:val="es-AR"/>
-        </w:rPr>
-        <w:t>preentrenado</w:t>
-      </w:r>
-      <w:proofErr w:type="spellEnd"/>
-      <w:r>
-        <w:rPr>
-          <w:lang w:val="es-AR"/>
-        </w:rPr>
-        <w:t xml:space="preserve">, ajustando 2 capas del </w:t>
+        <w:t xml:space="preserve"> preentrenado, ajustando 2 capas del </w:t>
       </w:r>
       <w:proofErr w:type="spellStart"/>
       <w:r>
@@ -2594,13 +2560,7 @@
         <w:pStyle w:val="LO-normal"/>
       </w:pPr>
       <w:r>
-        <w:t xml:space="preserve">Fase 2 — </w:t>
-      </w:r>
-      <w:r>
-        <w:t>febrero</w:t>
-      </w:r>
-      <w:r>
-        <w:t xml:space="preserve"> 2026: Transformers + comparativa integral + error</w:t>
+        <w:t>Fase 2 — febrero 2026: Transformers + comparativa integral + error</w:t>
       </w:r>
     </w:p>
     <w:p>
@@ -2661,13 +2621,7 @@
         <w:pStyle w:val="LO-normal"/>
       </w:pPr>
       <w:r>
-        <w:t xml:space="preserve">Fase 3 — </w:t>
-      </w:r>
-      <w:r>
-        <w:t>marzo</w:t>
-      </w:r>
-      <w:r>
-        <w:t xml:space="preserve"> 2026: Redacción y documentación</w:t>
+        <w:t>Fase 3 — marzo 2026: Redacción y documentación</w:t>
       </w:r>
     </w:p>
     <w:p>
@@ -2692,13 +2646,7 @@
         <w:pStyle w:val="LO-normal"/>
       </w:pPr>
       <w:r>
-        <w:t xml:space="preserve">Fase 4 — </w:t>
-      </w:r>
-      <w:r>
-        <w:t>abril</w:t>
-      </w:r>
-      <w:r>
-        <w:t xml:space="preserve"> 2026: Presentación y defensa</w:t>
+        <w:t>Fase 4 — abril 2026: Presentación y defensa</w:t>
       </w:r>
     </w:p>
     <w:p>
@@ -3442,6 +3390,7 @@
           <w:b w:val="0"/>
           <w:sz w:val="22"/>
           <w:szCs w:val="22"/>
+          <w:lang w:bidi="hi-IN"/>
         </w:rPr>
         <w:id w:val="637231033"/>
         <w:docPartObj>
@@ -3452,7 +3401,7 @@
       <w:sdtEndPr>
         <w:rPr>
           <w:sz w:val="24"/>
-          <w:lang w:val="es-AR" w:bidi="hi-IN"/>
+          <w:lang w:val="es-AR"/>
         </w:rPr>
       </w:sdtEndPr>
       <w:sdtContent>
@@ -3524,21 +3473,7 @@
                 <w:rPr>
                   <w:lang w:val="en-GB"/>
                 </w:rPr>
-                <w:t xml:space="preserve">(2017). Enriching Word Vectors with </w:t>
-              </w:r>
-              <w:proofErr w:type="spellStart"/>
-              <w:r>
-                <w:rPr>
-                  <w:lang w:val="en-GB"/>
-                </w:rPr>
-                <w:t>Subword</w:t>
-              </w:r>
-              <w:proofErr w:type="spellEnd"/>
-              <w:r>
-                <w:rPr>
-                  <w:lang w:val="en-GB"/>
-                </w:rPr>
-                <w:t xml:space="preserve"> Information.</w:t>
+                <w:t>(2017). Enriching Word Vectors with Subword Information.</w:t>
               </w:r>
             </w:p>
             <w:p>
@@ -3620,21 +3555,7 @@
                 <w:rPr>
                   <w:lang w:val="en-GB"/>
                 </w:rPr>
-                <w:t xml:space="preserve">Sanh (2020). </w:t>
-              </w:r>
-              <w:proofErr w:type="spellStart"/>
-              <w:r>
-                <w:rPr>
-                  <w:lang w:val="en-GB"/>
-                </w:rPr>
-                <w:t>DistilBERT</w:t>
-              </w:r>
-              <w:proofErr w:type="spellEnd"/>
-              <w:r>
-                <w:rPr>
-                  <w:lang w:val="en-GB"/>
-                </w:rPr>
-                <w:t>, a distilled version of BERT: smaller, faster, cheaper and lighter.</w:t>
+                <w:t>Sanh (2020). DistilBERT, a distilled version of BERT: smaller, faster, cheaper and lighter.</w:t>
               </w:r>
             </w:p>
             <w:p>
@@ -3648,35 +3569,7 @@
                 <w:rPr>
                   <w:lang w:val="es-AR"/>
                 </w:rPr>
-                <w:t xml:space="preserve">VUCE (2025). </w:t>
-              </w:r>
-              <w:proofErr w:type="spellStart"/>
-              <w:r>
-                <w:rPr>
-                  <w:lang w:val="es-AR"/>
-                </w:rPr>
-                <w:t>Retrieved</w:t>
-              </w:r>
-              <w:proofErr w:type="spellEnd"/>
-              <w:r>
-                <w:rPr>
-                  <w:lang w:val="es-AR"/>
-                </w:rPr>
-                <w:t xml:space="preserve"> </w:t>
-              </w:r>
-              <w:proofErr w:type="spellStart"/>
-              <w:r>
-                <w:rPr>
-                  <w:lang w:val="es-AR"/>
-                </w:rPr>
-                <w:t>from</w:t>
-              </w:r>
-              <w:proofErr w:type="spellEnd"/>
-              <w:r>
-                <w:rPr>
-                  <w:lang w:val="es-AR"/>
-                </w:rPr>
-                <w:t xml:space="preserve"> Ventanilla Única del Comercio Exterior - Argentina: https://www.vuce.gob.ar/</w:t>
+                <w:t>VUCE (2025). Retrieved from Ventanilla Única del Comercio Exterior - Argentina: https://www.vuce.gob.ar/</w:t>
               </w:r>
             </w:p>
             <w:p>
@@ -6688,6 +6581,7 @@
   <w:style w:type="character" w:default="1" w:styleId="Fuentedeprrafopredeter">
     <w:name w:val="Default Paragraph Font"/>
     <w:uiPriority w:val="1"/>
+    <w:semiHidden/>
     <w:unhideWhenUsed/>
   </w:style>
   <w:style w:type="table" w:default="1" w:styleId="Tablanormal">
@@ -7194,12 +7088,6 @@
 </file>
 
 <file path=customXml/item1.xml><?xml version="1.0" encoding="utf-8"?>
-<go:gDocsCustomXmlDataStorage xmlns:go="http://customooxmlschemas.google.com/" xmlns:r="http://schemas.openxmlformats.org/officeDocument/2006/relationships" uri="GoogleDocsCustomDataVersion2">
-  <go:docsCustomData xmlns:go="http://customooxmlschemas.google.com/" roundtripDataSignature="AMtx7mgmmI3UaXwSU46HXUgvltezJNtOeQ==">CgMxLjA4AHIhMWQxb2RqNHlIVnlUeGd5M3VuUzRELUZhR043X25qUERJ</go:docsCustomData>
-</go:gDocsCustomXmlDataStorage>
-</file>
-
-<file path=customXml/item2.xml><?xml version="1.0" encoding="utf-8"?>
 <b:Sources xmlns:b="http://schemas.openxmlformats.org/officeDocument/2006/bibliography" xmlns="http://schemas.openxmlformats.org/officeDocument/2006/bibliography" SelectedStyle="\APASixthEditionOfficeOnline.xsl" StyleName="APA" Version="6">
   <b:Source>
     <b:Tag>VUC25</b:Tag>
@@ -7333,19 +7221,25 @@
 </b:Sources>
 </file>
 
+<file path=customXml/item2.xml><?xml version="1.0" encoding="utf-8"?>
+<go:gDocsCustomXmlDataStorage xmlns:go="http://customooxmlschemas.google.com/" xmlns:r="http://schemas.openxmlformats.org/officeDocument/2006/relationships" uri="GoogleDocsCustomDataVersion2">
+  <go:docsCustomData xmlns:go="http://customooxmlschemas.google.com/" roundtripDataSignature="AMtx7mgmmI3UaXwSU46HXUgvltezJNtOeQ==">CgMxLjA4AHIhMWQxb2RqNHlIVnlUeGd5M3VuUzRELUZhR043X25qUERJ</go:docsCustomData>
+</go:gDocsCustomXmlDataStorage>
+</file>
+
 <file path=customXml/itemProps1.xml><?xml version="1.0" encoding="utf-8"?>
+<ds:datastoreItem xmlns:ds="http://schemas.openxmlformats.org/officeDocument/2006/customXml" ds:itemID="{45EC3F60-BFBF-422E-ACE8-7E0479B894E2}">
+  <ds:schemaRefs>
+    <ds:schemaRef ds:uri="http://schemas.openxmlformats.org/officeDocument/2006/bibliography"/>
+  </ds:schemaRefs>
+</ds:datastoreItem>
+</file>
+
+<file path=customXml/itemProps2.xml><?xml version="1.0" encoding="utf-8"?>
 <ds:datastoreItem xmlns:ds="http://schemas.openxmlformats.org/officeDocument/2006/customXml" ds:itemID="{11111111-1234-1234-1234-123412341234}">
   <ds:schemaRefs>
     <ds:schemaRef ds:uri="http://customooxmlschemas.google.com/"/>
     <ds:schemaRef ds:uri="http://schemas.openxmlformats.org/officeDocument/2006/relationships"/>
   </ds:schemaRefs>
 </ds:datastoreItem>
-</file>
-
-<file path=customXml/itemProps2.xml><?xml version="1.0" encoding="utf-8"?>
-<ds:datastoreItem xmlns:ds="http://schemas.openxmlformats.org/officeDocument/2006/customXml" ds:itemID="{45EC3F60-BFBF-422E-ACE8-7E0479B894E2}">
-  <ds:schemaRefs>
-    <ds:schemaRef ds:uri="http://schemas.openxmlformats.org/officeDocument/2006/bibliography"/>
-  </ds:schemaRefs>
-</ds:datastoreItem>
 </file>